--- a/paper/main_scopus.docx
+++ b/paper/main_scopus.docx
@@ -154,6 +154,30 @@
           <w:lang w:val="en-US" w:eastAsia="en-US"/>
         </w:rPr>
         <w:t>Recent time-series foundation models introduce forecasting without task-specific training. TimesFM, Chronos, MOMENT, Moirai, and Lag-Llama represent a shift from dataset-specific supervised fitting towards pretrained sequence models for generic time-series prediction [20]–[24]. This is useful for cold-start settings, but public benchmark contamination must be acknowledged because ECL and ETT are widely used datasets and may have influenced model development.</w:t>
+      </w:r>
+    </w:p>
+    <w:p>
+      <w:pPr>
+        <w:pStyle w:val="a3"/>
+      </w:pPr>
+      <w:r>
+        <w:rPr>
+          <w:noProof/>
+          <w:lang w:val="en-US" w:eastAsia="en-US"/>
+        </w:rPr>
+        <w:t>For STLF specifically, this background implies that a useful comparison must include both domain-standard baselines and recent general-purpose models. A benchmark that contains only neural or foundation models risks overstating novelty, while a benchmark that excludes pretrained models misses a deployment pattern that is now common in industrial prototyping. Therefore, the present study evaluates classical seasonal methods, gradient boosting, compact neural architectures, and zero-shot foundation models within a single execution pipeline.</w:t>
+      </w:r>
+    </w:p>
+    <w:p>
+      <w:pPr>
+        <w:pStyle w:val="a3"/>
+      </w:pPr>
+      <w:r>
+        <w:rPr>
+          <w:noProof/>
+          <w:lang w:val="en-US" w:eastAsia="en-US"/>
+        </w:rPr>
+        <w:t>The long-sequence forecasting literature also motivates the inclusion of simple neural baselines. Linear and decomposition-based models have repeatedly shown that strong temporal biases can match or outperform more complex attention mechanisms on standard benchmarks [15]. Patch-based transformers and inverted-tokenization architectures address different weaknesses of vanilla sequence attention [16], [18], but their advantage is not guaranteed under a target-only STLF protocol. This makes DLinear, PatchTST, and iTransformer a useful compact neural set rather than an arbitrary model list.</w:t>
       </w:r>
     </w:p>
     <w:p>
@@ -1221,6 +1245,30 @@
       <w:pPr>
         <w:pStyle w:val="a3"/>
       </w:pPr>
+      <w:r>
+        <w:rPr>
+          <w:noProof/>
+          <w:lang w:val="en-US" w:eastAsia="en-US"/>
+        </w:rPr>
+        <w:t>The comparison protocol is intentionally leakage-safe. Dataset statistics used for standardization are estimated only on the training split, validation choices are made without access to the test segment, and each test forecast uses only observations available before its forecast origin. Prophet-like or tree-based feature engineering is also restricted to lag and calendar information that would be known at prediction time. This is essential because small leakage errors can dominate benchmark rankings on public time-series datasets.</w:t>
+      </w:r>
+    </w:p>
+    <w:p>
+      <w:pPr>
+        <w:pStyle w:val="a3"/>
+      </w:pPr>
+      <w:r>
+        <w:rPr>
+          <w:noProof/>
+          <w:lang w:val="en-US" w:eastAsia="en-US"/>
+        </w:rPr>
+        <w:t>Efficiency is treated as part of the method rather than as an afterthought. Training time captures the cost of adapting a model to a new site, while single-window latency captures the cost of producing one operational forecast after deployment. These two quantities answer different engineering questions: a zero-shot model may avoid training entirely but still be expensive at inference, whereas a supervised model may require fitting once and then produce forecasts cheaply.</w:t>
+      </w:r>
+    </w:p>
+    <w:p>
+      <w:pPr>
+        <w:pStyle w:val="a3"/>
+      </w:pPr>
       <m:oMathPara>
         <m:oMath>
           <m:r>
@@ -2292,7 +2340,7 @@
         </w:rPr>
         <w:drawing>
           <wp:inline distT="0" distB="0" distL="0" distR="0" wp14:anchorId="602EB0AD" wp14:editId="7A3CC991">
-            <wp:extent cx="2999232" cy="2999232"/>
+            <wp:extent cx="2999232" cy="2841377"/>
             <wp:effectExtent l="0" t="0" r="6350" b="2540"/>
             <wp:docPr id="113" name="fig1_methodology.png"/>
             <wp:cNvGraphicFramePr>
@@ -2314,7 +2362,7 @@
                   <pic:spPr>
                     <a:xfrm>
                       <a:off x="0" y="0"/>
-                      <a:ext cx="2999232" cy="2999232"/>
+                      <a:ext cx="2999232" cy="2841377"/>
                     </a:xfrm>
                     <a:prstGeom prst="rect">
                       <a:avLst/>
@@ -15044,6 +15092,30 @@
     </w:p>
     <w:p>
       <w:pPr>
+        <w:pStyle w:val="a3"/>
+      </w:pPr>
+      <w:r>
+        <w:rPr>
+          <w:noProof/>
+          <w:lang w:val="en-US" w:eastAsia="en-US"/>
+        </w:rPr>
+        <w:t>From a deployment perspective, the results suggest a tiered model-selection strategy. SeasonalNaive and SARIMA are useful first checks because they reveal whether the series is dominated by regular seasonality. XGBoost is an appropriate default when sufficient site history is available and feature engineering is acceptable. DLinear is a lightweight neural alternative for horizons where linear temporal structure is dominant. Foundation models are most attractive when training data are scarce, experiments must be started quickly, or the cost of maintaining site-specific models is high.</w:t>
+      </w:r>
+    </w:p>
+    <w:p>
+      <w:pPr>
+        <w:pStyle w:val="a3"/>
+      </w:pPr>
+      <w:r>
+        <w:rPr>
+          <w:noProof/>
+          <w:lang w:val="en-US" w:eastAsia="en-US"/>
+        </w:rPr>
+        <w:t>The accuracy-latency results also caution against interpreting model quality through a single metric. A model that is marginally more accurate but substantially slower may be unattractive in an online monitoring system, while a slower zero-shot model may still be useful if it eliminates training and tuning for many small assets. Consequently, the benchmark is best read as a Pareto comparison across accuracy, latency, and adaptation cost rather than as a strict ranking.</w:t>
+      </w:r>
+    </w:p>
+    <w:p>
+      <w:pPr>
         <w:pStyle w:val="1"/>
       </w:pPr>
       <w:r>
@@ -15088,6 +15160,30 @@
           <w:lang w:val="en-US" w:eastAsia="en-US"/>
         </w:rPr>
         <w:t>The third limitation is the restricted hyperparameter budget. The comparison is intentionally reproducible and computationally bounded, but larger searches could improve neural and tree-based models. This trade-off is acceptable for a benchmark paper because the protocol is transparent and all reported conclusions are tied to the executed configuration.</w:t>
+      </w:r>
+    </w:p>
+    <w:p>
+      <w:pPr>
+        <w:pStyle w:val="a3"/>
+      </w:pPr>
+      <w:r>
+        <w:rPr>
+          <w:noProof/>
+          <w:lang w:val="en-US" w:eastAsia="en-US"/>
+        </w:rPr>
+        <w:t>A further limitation is that the study reports deterministic point forecasts. Many operational grid and industrial planning tasks require prediction intervals or full probabilistic forecasts to support reserve allocation and risk-aware scheduling. Extending the protocol to quantile losses, calibration metrics, and probabilistic foundation models would make the comparison more directly applicable to reliability-constrained decision making.</w:t>
+      </w:r>
+    </w:p>
+    <w:p>
+      <w:pPr>
+        <w:pStyle w:val="a3"/>
+      </w:pPr>
+      <w:r>
+        <w:rPr>
+          <w:noProof/>
+          <w:lang w:val="en-US" w:eastAsia="en-US"/>
+        </w:rPr>
+        <w:t>Finally, the benchmark uses two public hourly datasets. This choice supports reproducibility and allows other researchers to verify the reported results, but it does not cover all STLF regimes. Future work should repeat the protocol on private industrial sites, weather-sensitive residential feeders, and datasets with known calendar events. Such studies would clarify whether the relative strength of XGBoost, DLinear, and foundation models transfers beyond standard public benchmarks.</w:t>
       </w:r>
     </w:p>
     <w:p>

--- a/paper/main_scopus.docx
+++ b/paper/main_scopus.docx
@@ -45,7 +45,7 @@
           <w:noProof/>
           <w:lang w:val="en-US" w:eastAsia="en-US"/>
         </w:rPr>
-        <w:t>Abstract — Short-term electricity load forecasting is a key task for smart-grid operation, industrial energy management, and predictive planning. This paper presents a reproducible comparative study of classical, machine-learning, deep-learning, and foundation-model approaches for hourly load forecasting. The benchmark includes SeasonalNaive, SARIMA, XGBoost, DLinear, PatchTST, iTransformer, Chronos-Bolt-Small, and TimesFM 2.5. The primary dataset is ECL with aggregate electricity load as the target; ETTh1/HUFL is used as a secondary industrial benchmark. Experiments cover 24-, 96-, and 168-hour horizons with a 336-hour context window. On ECL, the strongest models—TimesFM, Chronos-Bolt-Small, and XGBoost—are within 0.1–0.4 % MAE of one another across all horizons, and the grid-tuned SARIMA closes most of the remaining gap to the leader without any learned features. On ETTh1/HUFL, Chronos-Bolt is best at H=24 while DLinear is best at H=96 and H=168, reversing the ECL ranking. The study also evaluates latency and statistical significance, showing that foundation models are practical cold-start tools but do not universally replace strong supervised and classical baselines.</w:t>
+        <w:t>Abstract — Short-term electricity load forecasting is a key task for smart-grid operation, industrial energy management, and predictive planning. This paper presents a reproducible comparative study of classical, machine-learning, deep-learning, and foundation-model approaches for hourly load forecasting. The benchmark includes SeasonalNaive, SARIMA, XGBoost, DLinear, PatchTST, iTransformer, Chronos-Bolt-Small, and TimesFM 2.5. The primary dataset is ECL with aggregate electricity load as the target; ETTh1/HUFL is used as a secondary industrial benchmark. Experiments cover 24-, 96-, and 168-hour horizons with a 336-hour context window. With a 5000-step training budget and validation-driven early stopping, supervised neural models dominate ECL aggregate load: iTransformer, DLinear, and PatchTST achieve mean MAE roughly an order of magnitude lower than Chronos-Bolt-Small, TimesFM 2.5, and a grid-tuned SARIMA at every evaluated horizon. On ETTh1/HUFL the ordering is more compressed: Chronos-Bolt is best at H=24, while DLinear is best at H=96 and H=168, with foundation models within a few percent. Diebold-Mariano tests on seed-averaged per-window errors confirm the leader ordering is statistically significant. The study also reports training time, single-window inference latency, and peak GPU memory, showing that foundation models remain attractive cold-start tools but do not universally replace properly trained supervised baselines.</w:t>
       </w:r>
     </w:p>
     <w:p>
@@ -117,7 +117,7 @@
           <w:noProof/>
           <w:lang w:val="en-US" w:eastAsia="en-US"/>
         </w:rPr>
-        <w:t xml:space="preserve">The contributions of this paper are as follows: (i) a reproducible side-by-side benchmark of two recent time-series foundation models (TimesFM 2.5 and Chronos-Bolt-Small) against a grid-tuned SARIMA, gradient-boosted trees, and three modern neural baselines under a single STLF protocol; (ii) Diebold–Mariano significance tests on per-window absolute errors for the leading model pairs at every horizon; (iii) an accuracy–latency Pareto analysis that quantifies the deployment cost of zero-shot inference relative to supervised alternatives; and (iv) the documentation of a dataset-dependent role reversal in which XGBoost dominates SARIMA on aggregate ECL load while SARIMA dominates XGBoost on ETTh1/HUFL across all horizons.</w:t>
+        <w:t>The contributions of this paper are as follows: (i) a reproducible side-by-side benchmark of two recent time-series foundation models (TimesFM 2.5 and Chronos-Bolt-Small) against a grid-tuned SARIMA, gradient-boosted trees, and three modern neural baselines under a single STLF protocol; (ii) Diebold-Mariano significance tests on seed-averaged per-window absolute errors for the leading model pairs at every horizon; (iii) an accuracy-latency Pareto analysis that quantifies the deployment cost of zero-shot inference relative to supervised alternatives; and (iv) the documentation of a training-budget effect under which supervised neural models trained to convergence outperform zero-shot foundation models by roughly an order of magnitude on aggregate ECL load, while on ETTh1/HUFL the leading model varies by horizon between Chronos-Bolt at H=24 and DLinear at H=96 and H=168.</w:t>
       </w:r>
     </w:p>
     <w:p>
@@ -2573,7 +2573,7 @@
           <w:noProof/>
           <w:lang w:val="en-US" w:eastAsia="en-US"/>
         </w:rPr>
-        <w:t>Experimental pipeline used for the benchmark.</w:t>
+        <w:t>Figure 1. Experimental pipeline used for the benchmark.</w:t>
       </w:r>
     </w:p>
     <w:p>
@@ -2585,7 +2585,7 @@
           <w:noProof/>
           <w:lang w:val="en-US" w:eastAsia="en-US"/>
         </w:rPr>
-        <w:t>On ECL, the four supervised models trained with a 5000-step budget — iTransformer, DLinear, PatchTST, and XGBoost — separate clearly from the foundation models and classical baselines. iTransformer is the best model at every horizon, with mean MAE ≈ 26.1k at H=24, 37.5k at H=96, and 43.0k at H=168; DLinear is within 4–6% behind at each horizon [15], [18]. Chronos-Bolt, TimesFM, and SARIMA cluster at MAE ≈ 260–270k, roughly an order of magnitude higher than the trained supervised neural models. SeasonalNaive sits another 30% above at ≈ 340k. The gap between trained neural and zero-shot foundation models on aggregate ECL load is therefore not a small effect.</w:t>
+        <w:t>On ECL, the four supervised models trained with a 5000-step budget — iTransformer, DLinear, PatchTST, and XGBoost — separate clearly from the foundation models and classical baselines. iTransformer is the best model at every horizon, with mean MAE ≈ 26.1k at H=24, 37.5k at H=96, and 43.0k at H=168; DLinear is within 4–6% behind at each horizon [15], [18]. Chronos-Bolt, TimesFM, and SARIMA cluster at MAE ≈ 260–270k, roughly an order of magnitude higher than the trained supervised neural models. SeasonalNaive sits another 30% above at ≈ 340k. The gap between trained neural and zero-shot foundation models on aggregate ECL load is therefore not a small effect. The high sMAPE values for foundation models and SARIMA on ECL (≈ 31%) reflect that these models track only the slow baseline of the aggregate signal and miss the high-amplitude daily and weekly fluctuations of the 321-client sum; the absolute MAE and RMSE values are the operationally meaningful comparison for this aggregated target.</w:t>
       </w:r>
     </w:p>
     <w:p>
@@ -2644,7 +2644,7 @@
           <w:noProof/>
           <w:lang w:val="en-US" w:eastAsia="en-US"/>
         </w:rPr>
-        <w:t>Sample 168-hour ECL forecast window.</w:t>
+        <w:t>Figure 2. Sample 168-hour ECL forecast window.</w:t>
       </w:r>
     </w:p>
     <w:tbl>
@@ -3170,7 +3170,7 @@
           <w:noProof/>
           <w:lang w:val="en-US" w:eastAsia="en-US"/>
         </w:rPr>
-        <w:t>Summary of the main accuracy results.</w:t>
+        <w:t>Table I. Summary of the main accuracy results across datasets and horizons.</w:t>
       </w:r>
     </w:p>
     <w:p>
@@ -3241,7 +3241,7 @@
           <w:noProof/>
           <w:lang w:val="en-US" w:eastAsia="en-US"/>
         </w:rPr>
-        <w:t>Relative MAE by dataset and horizon.</w:t>
+        <w:t>Figure 3. Relative MAE by dataset and horizon (each cell shows the model's mean MAE divided by the best mean MAE for that dataset-horizon).</w:t>
       </w:r>
     </w:p>
     <w:p>
@@ -3300,7 +3300,7 @@
           <w:noProof/>
           <w:lang w:val="en-US" w:eastAsia="en-US"/>
         </w:rPr>
-        <w:t>MAE across forecast horizons on ECL.</w:t>
+        <w:t>Figure 4. Mean MAE across forecast horizons on ECL.</w:t>
       </w:r>
     </w:p>
     <w:p>
@@ -3359,7 +3359,7 @@
           <w:noProof/>
           <w:lang w:val="en-US" w:eastAsia="en-US"/>
         </w:rPr>
-        <w:t>MAE across forecast horizons on ETTh1/HUFL.</w:t>
+        <w:t>Figure 5. Mean MAE across forecast horizons on ETTh1/HUFL.</w:t>
       </w:r>
     </w:p>
     <w:p>
@@ -3371,7 +3371,7 @@
           <w:noProof/>
           <w:lang w:val="en-US" w:eastAsia="en-US"/>
         </w:rPr>
-        <w:t>The Diebold-Mariano tests on seed-averaged per-window absolute errors reject the null of equal predictive accuracy for every top-1 vs top-2 comparison in Table 6 with p &lt; 0.005 [8]. The pooled-error formulation is more conservative than a single-seed comparison because it uses ≈ 5–6 thousand windows aligned across seeds, so the leader ordering on ECL (iTransformer over DLinear) and on ETTh1 (Chronos-Bolt at H=24, DLinear at H=96 and H=168) is unlikely to be a sampling artifact. Statistical significance and operational significance are not identical: on ECL the supervised neural models all dominate the foundation group by an order of magnitude, so the practical choice among iTransformer, DLinear, and PatchTST hinges more on training cost and inference latency than on the small accuracy gap.</w:t>
+        <w:t>The Diebold-Mariano tests on seed-averaged per-window absolute errors reject the null of equal predictive accuracy for every top-1 vs top-2 comparison in Table VI with p &lt; 0.005 [8]. The pooled-error formulation is more conservative than a single-seed comparison because it uses ≈ 5–6 thousand windows aligned across seeds, so the leader ordering on ECL (iTransformer over DLinear) and on ETTh1 (Chronos-Bolt at H=24, DLinear at H=96 and H=168) is unlikely to be a sampling artifact. Statistical significance and operational significance are not identical: on ECL the supervised neural models all dominate the foundation group by an order of magnitude, so the practical choice among iTransformer, DLinear, and PatchTST hinges more on training cost and inference latency than on the small accuracy gap.</w:t>
       </w:r>
     </w:p>
     <w:p>
@@ -3430,7 +3430,7 @@
           <w:noProof/>
           <w:lang w:val="en-US" w:eastAsia="en-US"/>
         </w:rPr>
-        <w:t>Accuracy-latency view at H=96.</w:t>
+        <w:t>Figure 6. Accuracy versus single-window inference latency at H=96 for both datasets.</w:t>
       </w:r>
     </w:p>
     <w:tbl>
@@ -3816,7 +3816,7 @@
           <w:noProof/>
           <w:lang w:val="en-US" w:eastAsia="en-US"/>
         </w:rPr>
-        <w:t>Operational interpretation of model families.</w:t>
+        <w:t>Table II. Operational interpretation of model families.</w:t>
       </w:r>
     </w:p>
     <w:p>
@@ -3829,7 +3829,7 @@
           <w:noProof/>
           <w:lang w:val="en-US" w:eastAsia="en-US"/>
         </w:rPr>
-        <w:t>ECL — accuracy across horizons (mean ± std over seeds where applicable).</w:t>
+        <w:t>Table III. ECL accuracy across horizons (mean ± standard deviation over five seeds for stochastic models).</w:t>
       </w:r>
     </w:p>
     <w:tbl>
@@ -6540,7 +6540,7 @@
           <w:noProof/>
           <w:lang w:val="en-US" w:eastAsia="en-US"/>
         </w:rPr>
-        <w:t>ETTh1/HUFL — accuracy across horizons (mean ± std over seeds where applicable).</w:t>
+        <w:t>Table IV. ETTh1/HUFL accuracy across horizons (mean ± standard deviation over five seeds for stochastic models).</w:t>
       </w:r>
     </w:p>
     <w:tbl>
@@ -9251,7 +9251,7 @@
           <w:noProof/>
           <w:lang w:val="en-US" w:eastAsia="en-US"/>
         </w:rPr>
-        <w:t>Computational efficiency (single-window inference at batch size 1).</w:t>
+        <w:t>Table V. Computational efficiency (single-window inference at batch size 1, averaged over seeds).</w:t>
       </w:r>
     </w:p>
     <w:tbl>
@@ -14530,7 +14530,7 @@
           <w:noProof/>
           <w:lang w:val="en-US" w:eastAsia="en-US"/>
         </w:rPr>
-        <w:t>Diebold-Mariano tests for the top two models by mean MAE, computed on seed-averaged per-window absolute errors.</w:t>
+        <w:t>Table VI. Diebold-Mariano tests for the top two models by mean MAE, computed on seed-averaged per-window absolute errors.</w:t>
       </w:r>
     </w:p>
     <w:tbl>
@@ -15218,7 +15218,7 @@
           <w:noProof/>
           <w:lang w:val="en-US" w:eastAsia="en-US"/>
         </w:rPr>
-        <w:t>The accuracy–latency trade-offs make these observations practically actionable. On ECL, supervised neural models achieve roughly 8× lower MAE than foundation models at single-window inference latencies of 55–75 ms, comparable to TimesFM (100–200 ms) and Chronos-Bolt (15–45 ms). XGBoost remains the cheapest accurate option in absolute terms (7–43 ms inference, no GPU memory) and is therefore competitive when CPU-only deployment is required and a ±20% MAE penalty relative to iTransformer is acceptable. On ETTh1 the absolute MAE gap among the top four methods is below 5%, so deployment factors such as training cost, retraining cadence, and zero-shot applicability often decide the practical choice [9], [15], [20], [21].</w:t>
+        <w:t>The accuracy–latency trade-offs make these observations practically actionable. On ECL, supervised neural models achieve roughly 8× lower MAE than foundation models at single-window inference latencies of 55–75 ms, comparable to TimesFM (100–200 ms) and Chronos-Bolt (15–45 ms). XGBoost remains the cheapest CPU-only option in absolute terms (≈ 12–73 ms inference, no GPU memory) and is therefore competitive when CPU-only deployment is required and a ±20% MAE penalty relative to iTransformer is acceptable. On ETTh1 the absolute MAE gap among the top four methods is below 5%, so deployment factors such as training cost, retraining cadence, and zero-shot applicability often decide the practical choice [9], [15], [20], [21].</w:t>
       </w:r>
     </w:p>
     <w:p>
@@ -15242,7 +15242,7 @@
           <w:noProof/>
           <w:lang w:val="en-US" w:eastAsia="en-US"/>
         </w:rPr>
-        <w:t>A useful methodological observation is that the training budget is a first-order experimental factor for transformer-based forecasters. An earlier configuration of this protocol with a 500-step optimizer budget reported MAE values for DLinear, PatchTST, and iTransformer roughly an order of magnitude higher than those in Table 4. Increasing the budget to 5000 steps with validation-driven early stopping triggered convergence within 1–2 minutes of GPU time per configuration and uncovered the rankings reported here. This is consistent with the long-sequence forecasting literature, where patch-based, decomposition-based, and inverted-tokenization transformer architectures rely on multi-thousand-step training schedules to express their inductive biases [15], [16], [18].</w:t>
+        <w:t>A useful methodological observation is that the training budget is a first-order experimental factor for transformer-based forecasters. An earlier configuration of this protocol with a 500-step optimizer budget reported MAE values for DLinear, PatchTST, and iTransformer roughly an order of magnitude higher than those in Tables III and IV. Increasing the budget to 5000 steps with validation-driven early stopping triggered convergence within 1–2 minutes of GPU time per configuration and uncovered the rankings reported here. This is consistent with the long-sequence forecasting literature, where patch-based, decomposition-based, and inverted-tokenization transformer architectures rely on multi-thousand-step training schedules to express their inductive biases [15], [16], [18].</w:t>
       </w:r>
     </w:p>
     <w:p>

--- a/paper/main_scopus.docx
+++ b/paper/main_scopus.docx
@@ -15398,7 +15398,7 @@
           <w:noProof/>
           <w:lang w:val="en-US" w:eastAsia="en-US"/>
         </w:rPr>
-        <w:t xml:space="preserve">From a deployment perspective, the results suggest a tiered model-selection strategy. SeasonalNaive and SARIMA serve as inexpensive first-pass references that characterize seasonality and bound the achievable improvement. XGBoost is the appropriate default when sufficient site history and feature engineering are available, combining strong accuracy on ECL with low single-window latency. DLinear is a compact neural alternative that performs well on horizons dominated by linear temporal structure, as observed on ETTh1/HUFL at H=96 and H=168. Chronos-Bolt is most attractive in cold-start, rapid-prototyping, or fleet-of-small-assets scenarios where avoiding per-site training is operationally valuable. TimesFM is reserved for low-latency-tolerant settings where its accuracy advantage at the shortest horizon outweighs its substantially higher inference cost.</w:t>
+        <w:t>From a deployment perspective, the results suggest a tiered model-selection strategy. SeasonalNaive and SARIMA serve as inexpensive first-pass references that characterize seasonality and bound the achievable improvement. XGBoost is the appropriate default when sufficient site history and feature engineering are available, combining strong accuracy on ECL with low single-window latency. DLinear is a compact neural alternative that performs well on horizons dominated by linear temporal structure, as observed on ETTh1/HUFL at H=96 and H=168. Chronos-Bolt is most attractive in cold-start, rapid-prototyping, or fleet-of-small-assets scenarios where avoiding per-site training is operationally valuable. TimesFM is reserved for low-latency-tolerant settings where its accuracy advantage at the shortest horizon outweighs its substantially higher inference cost. The complete benchmark code, configurations, per-window errors, and final result tables are publicly available at https://github.com/cndfdv/electr_forecast.</w:t>
       </w:r>
     </w:p>
     <w:p>
